--- a/checklist/pages/zgody-klauzule-i-regulamin-newslettera/zgody-klauzule-i-regulamin-newslettera.pl.docx
+++ b/checklist/pages/zgody-klauzule-i-regulamin-newslettera/zgody-klauzule-i-regulamin-newslettera.pl.docx
@@ -42,54 +42,7 @@
         <w:pStyle w:val="Heading1"/>
       </w:pPr>
       <w:r>
-        <w:t>2. Checkboxy zgód</w:t>
-      </w:r>
-    </w:p>
-    <w:p>
-      <w:r>
-        <w:t>Wymagany (zakup / rejestracja):</w:t>
-      </w:r>
-    </w:p>
-    <w:p>
-      <w:pPr>
-        <w:pStyle w:val="ListBullet"/>
-      </w:pPr>
-      <w:r>
-        <w:t>Akceptuję Regulamin oraz Politykę prywatności. [pole wymagane]</w:t>
-      </w:r>
-    </w:p>
-    <w:p>
-      <w:r>
-        <w:t>Opcjonalne:</w:t>
-      </w:r>
-    </w:p>
-    <w:p>
-      <w:pPr>
-        <w:pStyle w:val="ListBullet"/>
-      </w:pPr>
-      <w:r>
-        <w:t>Chcę otrzymywać newsletter z informacjami o nowościach i promocjach La Petite Bloom na podany adres e-mail. [opcjonalne]</w:t>
-      </w:r>
-    </w:p>
-    <w:p>
-      <w:pPr>
-        <w:pStyle w:val="ListBullet"/>
-      </w:pPr>
-      <w:r>
-        <w:t>Wyrażam zgodę na otrzymywanie informacji marketingowych drogą elektroniczną (e-mail), zgodnie z obowiązującymi przepisami i Polityką prywatności. [opcjonalne]</w:t>
-      </w:r>
-    </w:p>
-    <w:p>
-      <w:r>
-        <w:t>Zgody muszą być dobrowolne, NIE odznaczone domyślnie i oddzielone od akceptacji Regulaminu.</w:t>
-      </w:r>
-    </w:p>
-    <w:p>
-      <w:pPr>
-        <w:pStyle w:val="Heading1"/>
-      </w:pPr>
-      <w:r>
-        <w:t>3. Regulamin newslettera</w:t>
+        <w:t>2. Regulamin newslettera</w:t>
       </w:r>
     </w:p>
     <w:p>
@@ -125,34 +78,6 @@
       </w:r>
     </w:p>
     <w:p>
-      <w:pPr>
-        <w:pStyle w:val="Heading1"/>
-      </w:pPr>
-      <w:r>
-        <w:t>4. Treść baneru cookies (Cookiebot)</w:t>
-      </w:r>
-    </w:p>
-    <w:p>
-      <w:r>
-        <w:t>Nagłówek: „Dbamy o Twoją prywatność”.</w:t>
-      </w:r>
-    </w:p>
-    <w:p>
-      <w:r>
-        <w:t>Treść: „Używamy plików cookies niezbędnych do działania sklepu oraz — za Twoją zgodą — cookies analitycznych i marketingowych. Możesz zaakceptować wszystkie, odrzucić opcjonalne lub wybrać ustawienia.”</w:t>
-      </w:r>
-    </w:p>
-    <w:p>
-      <w:r>
-        <w:t>Przyciski: „Akceptuję wszystkie” · „Odrzucam opcjonalne” · „Ustawienia”.</w:t>
-      </w:r>
-    </w:p>
-    <w:p>
-      <w:r>
-        <w:t>Kategorie w ustawieniach: Niezbędne (zawsze aktywne) · Analityczne · Marketingowe.</w:t>
-      </w:r>
-    </w:p>
-    <w:p>
       <w:r>
         <w:br w:type="page"/>
       </w:r>
@@ -180,23 +105,6 @@
           <w:sz w:val="18"/>
         </w:rPr>
         <w:t>https://lapetitebloom.com/privacy-policy</w:t>
-      </w:r>
-    </w:p>
-    <w:p>
-      <w:pPr>
-        <w:pStyle w:val="ListBullet"/>
-      </w:pPr>
-      <w:r>
-        <w:rPr>
-          <w:b/>
-        </w:rPr>
-        <w:t xml:space="preserve">Regulamin — </w:t>
-      </w:r>
-      <w:r>
-        <w:rPr>
-          <w:sz w:val="18"/>
-        </w:rPr>
-        <w:t>https://lapetitebloom.com/terms-of-use</w:t>
       </w:r>
     </w:p>
     <w:sectPr>

--- a/checklist/pages/zgody-klauzule-i-regulamin-newslettera/zgody-klauzule-i-regulamin-newslettera.pl.docx
+++ b/checklist/pages/zgody-klauzule-i-regulamin-newslettera/zgody-klauzule-i-regulamin-newslettera.pl.docx
@@ -21,7 +21,7 @@
     </w:p>
     <w:p>
       <w:r>
-        <w:t>Sklep internetowy La Petite Bloom · LPB Sp. z o.o. · obowiązuje od dnia 24.06.2026</w:t>
+        <w:t>Sklep internetowy La Petite Bloom · LPB Sp. z o.o. · obowiązuje od dnia 01.09.2026 · wersja 1.0</w:t>
       </w:r>
     </w:p>
     <w:p>
